--- a/data/revised_2026-10_full/outputs/v2/Maths/SS1.1_Real_Numbers/Mathematics_Real_Numbers_SummaryTable.docx
+++ b/data/revised_2026-10_full/outputs/v2/Maths/SS1.1_Real_Numbers/Mathematics_Real_Numbers_SummaryTable.docx
@@ -1694,7 +1694,7 @@
         </w:rPr>
         <w:t xml:space="preserve">© 2026 SeaVuria and ARES. This work is licensed under a </w:t>
       </w:r>
-      <w:hyperlink w:history="1" r:id="rIdg0qax0y4dyvpubgayct8c">
+      <w:hyperlink w:history="1" r:id="rIdefxy6ewpnwxpapjine07p">
         <w:r>
           <w:rPr>
             <w:rFonts w:ascii="Arial" w:cs="Arial" w:eastAsia="Arial" w:hAnsi="Arial"/>
@@ -1714,7 +1714,7 @@
         </w:rPr>
         <w:t xml:space="preserve"> (</w:t>
       </w:r>
-      <w:hyperlink w:history="1" r:id="rIdu9jrugky0h6cyu0vildqb">
+      <w:hyperlink w:history="1" r:id="rIdp8oautvd8rq0p0nzg8lf1">
         <w:r>
           <w:rPr>
             <w:rFonts w:ascii="Arial" w:cs="Arial" w:eastAsia="Arial" w:hAnsi="Arial"/>
@@ -1734,7 +1734,7 @@
         </w:rPr>
         <w:t xml:space="preserve">). To view a copy of this license, visit </w:t>
       </w:r>
-      <w:hyperlink w:history="1" r:id="rIdfq_p8islrx2gylceth4zx">
+      <w:hyperlink w:history="1" r:id="rIdx5mrx6oci7pznzjpmb3ah">
         <w:r>
           <w:rPr>
             <w:rFonts w:ascii="Arial" w:cs="Arial" w:eastAsia="Arial" w:hAnsi="Arial"/>
